--- a/Итоговое_задание_Верхотурцева_Елена_ОБДз_42308МОгд_ГДПИ_готово.docx
+++ b/Итоговое_задание_Верхотурцева_Елена_ОБДз_42308МОгд_ГДПИ_готово.docx
@@ -3751,7 +3751,7 @@
         <w:rPr>
           <w:lang w:eastAsia="ru-RU"/>
         </w:rPr>
-        <w:t xml:space="preserve">Окно входа и подсказки в поиске (рисунок 8) к недостаткам не отнесены. В окне входа понятно выделены кнопки «Войти» и «Регистрация», есть вход через социальные сети, а при вводе слова в поиск сразу показываются подходящие книги и теги.</w:t>
+        <w:t xml:space="preserve">Окно входа и подсказки в поиске (рисунок 8) к недостаткам не отнесены. В окне входа понятно выделены кнопки «Войти» и «Регистрация», есть вход через социальные сети, а при вводе слова в поиск сразу показываются подходящие книги, авторы и теги.</w:t>
       </w:r>
     </w:p>
     <w:p>
@@ -3765,7 +3765,7 @@
       <w:r>
         <w:drawing>
           <wp:inline xmlns:wp="http://schemas.openxmlformats.org/drawingml/2006/wordprocessingDrawing" distT="0" distB="0" distL="0" distR="0">
-            <wp:extent cx="5715000" cy="3751484"/>
+            <wp:extent cx="4949246" cy="4572000"/>
             <wp:docPr id="508" name="Рисунок 8" descr="Окно входа и подсказки в строке поиска на litmarket.ru"/>
             <wp:cNvGraphicFramePr>
               <a:graphicFrameLocks xmlns:a="http://schemas.openxmlformats.org/drawingml/2006/main" noChangeAspect="1"/>
@@ -3786,7 +3786,7 @@
                   <pic:spPr>
                     <a:xfrm>
                       <a:off x="0" y="0"/>
-                      <a:ext cx="5715000" cy="3751484"/>
+                      <a:ext cx="4949246" cy="4572000"/>
                     </a:xfrm>
                     <a:prstGeom prst="rect">
                       <a:avLst/>
